--- a/繁星之夜-项目制作文档.docx
+++ b/繁星之夜-项目制作文档.docx
@@ -2,16 +2,165 @@
 <file path=word/document.xml><?xml version="1.0" encoding="utf-8"?>
 <w:document xmlns:wpc="http://schemas.microsoft.com/office/word/2010/wordprocessingCanvas" xmlns:mo="http://schemas.microsoft.com/office/mac/office/2008/main" xmlns:mc="http://schemas.openxmlformats.org/markup-compatibility/2006" xmlns:mv="urn:schemas-microsoft-com:mac:vml" xmlns:o="urn:schemas-microsoft-com:office:office" xmlns:r="http://schemas.openxmlformats.org/officeDocument/2006/relationships" xmlns:m="http://schemas.openxmlformats.org/officeDocument/2006/math" xmlns:v="urn:schemas-microsoft-com:vml" xmlns:wp14="http://schemas.microsoft.com/office/word/2010/wordprocessingDrawing" xmlns:wp="http://schemas.openxmlformats.org/drawingml/2006/wordprocessingDrawing" xmlns:w10="urn:schemas-microsoft-com:office:word" xmlns:w="http://schemas.openxmlformats.org/wordprocessingml/2006/main" xmlns:w14="http://schemas.microsoft.com/office/word/2010/wordml" xmlns:wpg="http://schemas.microsoft.com/office/word/2010/wordprocessingGroup" xmlns:wpi="http://schemas.microsoft.com/office/word/2010/wordprocessingInk" xmlns:wne="http://schemas.microsoft.com/office/word/2006/wordml" xmlns:wps="http://schemas.microsoft.com/office/word/2010/wordprocessingShape" mc:Ignorable="w14 wp14">
   <w:body>
+    <w:p/>
+    <w:p/>
+    <w:p/>
+    <w:p/>
+    <w:p/>
     <w:p>
       <w:pPr>
-        <w:pStyle w:val="Heading1"/>
+        <w:jc w:val="center"/>
       </w:pPr>
       <w:r>
         <w:rPr>
           <w:rFonts w:ascii="Microsoft YaHei" w:hAnsi="Microsoft YaHei" w:eastAsia="Microsoft YaHei"/>
+          <w:b/>
+          <w:color w:val="2E6E9E"/>
+          <w:sz w:val="24"/>
+        </w:rPr>
+        <w:t>✦  STARLIGHT NIGHT · 繁星点灯  ✦</w:t>
+      </w:r>
+    </w:p>
+    <w:p>
+      <w:pPr>
+        <w:jc w:val="center"/>
+      </w:pPr>
+      <w:r>
+        <w:rPr>
+          <w:rFonts w:ascii="Microsoft YaHei" w:hAnsi="Microsoft YaHei" w:eastAsia="Microsoft YaHei"/>
+          <w:b/>
           <w:color w:val="1F355E"/>
+          <w:sz w:val="96"/>
         </w:rPr>
-        <w:t>繁星之夜 · FunSkills 决赛作品星河长廊 —— 项目制作文档</w:t>
+        <w:t>繁 星 之 夜</w:t>
+      </w:r>
+    </w:p>
+    <w:p>
+      <w:pPr>
+        <w:jc w:val="center"/>
+      </w:pPr>
+      <w:r>
+        <w:rPr>
+          <w:rFonts w:ascii="Microsoft YaHei" w:hAnsi="Microsoft YaHei" w:eastAsia="Microsoft YaHei"/>
+          <w:b/>
+          <w:color w:val="9A7300"/>
+          <w:sz w:val="40"/>
+        </w:rPr>
+        <w:t>FunSkills 决赛作品星河长廊</w:t>
+      </w:r>
+    </w:p>
+    <w:p>
+      <w:pPr>
+        <w:jc w:val="center"/>
+        <w:pBdr>
+          <w:bottom w:val="single" w:sz="12" w:space="6" w:color="C9A227"/>
+        </w:pBdr>
+      </w:pPr>
+    </w:p>
+    <w:p>
+      <w:pPr>
+        <w:jc w:val="center"/>
+      </w:pPr>
+      <w:r>
+        <w:rPr>
+          <w:rFonts w:ascii="Microsoft YaHei" w:hAnsi="Microsoft YaHei" w:eastAsia="Microsoft YaHei"/>
+          <w:b/>
+          <w:color w:val="1F355E"/>
+          <w:sz w:val="36"/>
+        </w:rPr>
+        <w:t>项 目 制 作 文 档</w:t>
+      </w:r>
+    </w:p>
+    <w:p/>
+    <w:p/>
+    <w:p/>
+    <w:p/>
+    <w:p/>
+    <w:p/>
+    <w:p>
+      <w:pPr>
+        <w:jc w:val="center"/>
+      </w:pPr>
+      <w:r>
+        <w:rPr>
+          <w:rFonts w:ascii="Microsoft YaHei" w:hAnsi="Microsoft YaHei" w:eastAsia="Microsoft YaHei"/>
+          <w:color w:val="555555"/>
+          <w:sz w:val="22"/>
+        </w:rPr>
+        <w:t>出品 ｜ 原子公社 OPC · AI 时代下人与 Agent 共建的开源学习社区</w:t>
+      </w:r>
+    </w:p>
+    <w:p>
+      <w:pPr>
+        <w:jc w:val="center"/>
+      </w:pPr>
+      <w:r>
+        <w:rPr>
+          <w:rFonts w:ascii="Microsoft YaHei" w:hAnsi="Microsoft YaHei" w:eastAsia="Microsoft YaHei"/>
+          <w:color w:val="555555"/>
+          <w:sz w:val="22"/>
+        </w:rPr>
+        <w:t>协作 ｜ 用户 × Claude（Opus）</w:t>
+      </w:r>
+    </w:p>
+    <w:p>
+      <w:pPr>
+        <w:jc w:val="center"/>
+      </w:pPr>
+      <w:r>
+        <w:rPr>
+          <w:rFonts w:ascii="Microsoft YaHei" w:hAnsi="Microsoft YaHei" w:eastAsia="Microsoft YaHei"/>
+          <w:color w:val="555555"/>
+          <w:sz w:val="22"/>
+        </w:rPr>
+        <w:t>展示地址 ｜ http://43.133.22.250:8088/</w:t>
+      </w:r>
+    </w:p>
+    <w:p>
+      <w:pPr>
+        <w:jc w:val="center"/>
+      </w:pPr>
+      <w:r>
+        <w:rPr>
+          <w:rFonts w:ascii="Microsoft YaHei" w:hAnsi="Microsoft YaHei" w:eastAsia="Microsoft YaHei"/>
+          <w:color w:val="555555"/>
+          <w:sz w:val="22"/>
+        </w:rPr>
+        <w:t>文档日期 ｜ 2026-06-03</w:t>
+      </w:r>
+    </w:p>
+    <w:p>
+      <w:r>
+        <w:br w:type="page"/>
+      </w:r>
+    </w:p>
+    <w:p>
+      <w:pPr>
+        <w:jc w:val="center"/>
+      </w:pPr>
+      <w:r>
+        <w:rPr>
+          <w:rFonts w:ascii="Microsoft YaHei" w:hAnsi="Microsoft YaHei" w:eastAsia="Microsoft YaHei"/>
+          <w:b/>
+          <w:color w:val="1F355E"/>
+          <w:sz w:val="40"/>
+        </w:rPr>
+        <w:t>目  录</w:t>
+      </w:r>
+    </w:p>
+    <w:p/>
+    <w:p>
+      <w:r>
+        <w:fldChar w:fldCharType="begin"/>
+        <w:instrText xml:space="preserve"> TOC \o "1-3" \h \z \u </w:instrText>
+        <w:fldChar w:fldCharType="separate"/>
+        <w:t>【在 Word 中右键“更新域”或按 F9 生成目录；打开时通常会自动更新】</w:t>
+        <w:fldChar w:fldCharType="end"/>
+      </w:r>
+    </w:p>
+    <w:p>
+      <w:r>
+        <w:br w:type="page"/>
       </w:r>
     </w:p>
     <w:p>
@@ -58,7 +207,6 @@
         <w:t>文档生成日期：2026-06-03</w:t>
       </w:r>
     </w:p>
-    <w:p/>
     <w:p>
       <w:pPr>
         <w:pStyle w:val="Heading2"/>
@@ -66,6 +214,7 @@
       <w:r>
         <w:rPr>
           <w:rFonts w:ascii="Microsoft YaHei" w:hAnsi="Microsoft YaHei" w:eastAsia="Microsoft YaHei"/>
+          <w:color w:val="1F355E"/>
         </w:rPr>
         <w:t>一、项目概览</w:t>
       </w:r>
@@ -340,7 +489,6 @@
       </w:tr>
     </w:tbl>
     <w:p/>
-    <w:p/>
     <w:p>
       <w:pPr>
         <w:pStyle w:val="Heading2"/>
@@ -348,6 +496,7 @@
       <w:r>
         <w:rPr>
           <w:rFonts w:ascii="Microsoft YaHei" w:hAnsi="Microsoft YaHei" w:eastAsia="Microsoft YaHei"/>
+          <w:color w:val="1F355E"/>
         </w:rPr>
         <w:t>二、需求与对话脉络（时间线）</w:t>
       </w:r>
@@ -648,7 +797,6 @@
         <w:t xml:space="preserve"> —— 二维码改回 IP、去掉海报上的 IP 文字、缓存版本号治理等。</w:t>
       </w:r>
     </w:p>
-    <w:p/>
     <w:p>
       <w:pPr>
         <w:pStyle w:val="Heading2"/>
@@ -656,6 +804,7 @@
       <w:r>
         <w:rPr>
           <w:rFonts w:ascii="Microsoft YaHei" w:hAnsi="Microsoft YaHei" w:eastAsia="Microsoft YaHei"/>
+          <w:color w:val="1F355E"/>
         </w:rPr>
         <w:t>三、网站功能</w:t>
       </w:r>
@@ -922,7 +1071,6 @@
         <w:t>点赞：删除。</w:t>
       </w:r>
     </w:p>
-    <w:p/>
     <w:p>
       <w:pPr>
         <w:pStyle w:val="Heading2"/>
@@ -930,6 +1078,7 @@
       <w:r>
         <w:rPr>
           <w:rFonts w:ascii="Microsoft YaHei" w:hAnsi="Microsoft YaHei" w:eastAsia="Microsoft YaHei"/>
+          <w:color w:val="1F355E"/>
         </w:rPr>
         <w:t>四、技术架构</w:t>
       </w:r>
@@ -1309,7 +1458,6 @@
         <w:t>；后台密钥保护；数据库在 web 根目录之外。</w:t>
       </w:r>
     </w:p>
-    <w:p/>
     <w:p>
       <w:pPr>
         <w:pStyle w:val="Heading2"/>
@@ -1317,6 +1465,7 @@
       <w:r>
         <w:rPr>
           <w:rFonts w:ascii="Microsoft YaHei" w:hAnsi="Microsoft YaHei" w:eastAsia="Microsoft YaHei"/>
+          <w:color w:val="1F355E"/>
         </w:rPr>
         <w:t>五、部署与运维</w:t>
       </w:r>
@@ -1568,7 +1717,6 @@
         <w:t>：服务器 80 / 8080 被原有应用占用，本站用空闲端口 8088，未触碰原有服务。</w:t>
       </w:r>
     </w:p>
-    <w:p/>
     <w:p>
       <w:pPr>
         <w:pStyle w:val="Heading2"/>
@@ -1576,6 +1724,7 @@
       <w:r>
         <w:rPr>
           <w:rFonts w:ascii="Microsoft YaHei" w:hAnsi="Microsoft YaHei" w:eastAsia="Microsoft YaHei"/>
+          <w:color w:val="1F355E"/>
         </w:rPr>
         <w:t>六、目录结构</w:t>
       </w:r>
@@ -1618,7 +1767,6 @@
         <w:t xml:space="preserve">    └── api.py                 # 点赞/评论后端（标准库 + SQLite）</w:t>
       </w:r>
     </w:p>
-    <w:p/>
     <w:p>
       <w:pPr>
         <w:pStyle w:val="Heading2"/>
@@ -1626,6 +1774,7 @@
       <w:r>
         <w:rPr>
           <w:rFonts w:ascii="Microsoft YaHei" w:hAnsi="Microsoft YaHei" w:eastAsia="Microsoft YaHei"/>
+          <w:color w:val="1F355E"/>
         </w:rPr>
         <w:t>七、设计与工程亮点</w:t>
       </w:r>
@@ -1756,7 +1905,6 @@
         <w:t>：缓存版本号治理、CLAUDE.md 沉淀维护约定、图文一致性核对。</w:t>
       </w:r>
     </w:p>
-    <w:p/>
     <w:p>
       <w:pPr>
         <w:pStyle w:val="Heading2"/>
@@ -1764,6 +1912,7 @@
       <w:r>
         <w:rPr>
           <w:rFonts w:ascii="Microsoft YaHei" w:hAnsi="Microsoft YaHei" w:eastAsia="Microsoft YaHei"/>
+          <w:color w:val="1F355E"/>
         </w:rPr>
         <w:t>八、最终成果</w:t>
       </w:r>
@@ -1855,6 +2004,7 @@
       </w:r>
     </w:p>
     <w:sectPr>
+      <w:footerReference w:type="default" r:id="rId9"/>
       <w:pgSz w:w="12240" w:h="15840"/>
       <w:pgMar w:top="1440" w:right="1800" w:bottom="1440" w:left="1800" w:header="720" w:footer="720" w:gutter="0"/>
       <w:cols w:space="720"/>
@@ -1862,6 +2012,43 @@
     </w:sectPr>
   </w:body>
 </w:document>
+</file>
+
+<file path=word/footer1.xml><?xml version="1.0" encoding="utf-8"?>
+<w:ftr xmlns:m="http://schemas.openxmlformats.org/officeDocument/2006/math" xmlns:mc="http://schemas.openxmlformats.org/markup-compatibility/2006" xmlns:mo="http://schemas.microsoft.com/office/mac/office/2008/main" xmlns:mv="urn:schemas-microsoft-com:mac:vml" xmlns:o="urn:schemas-microsoft-com:office:office" xmlns:r="http://schemas.openxmlformats.org/officeDocument/2006/relationships" xmlns:v="urn:schemas-microsoft-com:vml" xmlns:w10="urn:schemas-microsoft-com:office:word" xmlns:w14="http://schemas.microsoft.com/office/word/2010/wordml" xmlns:w="http://schemas.openxmlformats.org/wordprocessingml/2006/main" xmlns:wne="http://schemas.microsoft.com/office/word/2006/wordml" xmlns:wp14="http://schemas.microsoft.com/office/word/2010/wordprocessingDrawing" xmlns:wp="http://schemas.openxmlformats.org/drawingml/2006/wordprocessingDrawing" xmlns:wpc="http://schemas.microsoft.com/office/word/2010/wordprocessingCanvas" xmlns:wpg="http://schemas.microsoft.com/office/word/2010/wordprocessingGroup" xmlns:wpi="http://schemas.microsoft.com/office/word/2010/wordprocessingInk" xmlns:wps="http://schemas.microsoft.com/office/word/2010/wordprocessingShape" mc:Ignorable="w14 wp14">
+  <w:p>
+    <w:pPr>
+      <w:pStyle w:val="Footer"/>
+      <w:jc w:val="center"/>
+    </w:pPr>
+    <w:r>
+      <w:rPr>
+        <w:rFonts w:ascii="Microsoft YaHei" w:hAnsi="Microsoft YaHei" w:eastAsia="Microsoft YaHei"/>
+        <w:color w:val="555555"/>
+        <w:sz w:val="18"/>
+      </w:rPr>
+      <w:t xml:space="preserve">繁星之夜 · FunSkills　—　第 </w:t>
+    </w:r>
+    <w:r>
+      <w:rPr>
+        <w:rFonts w:ascii="Microsoft YaHei" w:hAnsi="Microsoft YaHei" w:eastAsia="Microsoft YaHei"/>
+        <w:color w:val="555555"/>
+        <w:sz w:val="18"/>
+      </w:rPr>
+      <w:fldChar w:fldCharType="begin"/>
+      <w:instrText xml:space="preserve"> PAGE </w:instrText>
+      <w:fldChar w:fldCharType="end"/>
+    </w:r>
+    <w:r>
+      <w:rPr>
+        <w:rFonts w:ascii="Microsoft YaHei" w:hAnsi="Microsoft YaHei" w:eastAsia="Microsoft YaHei"/>
+        <w:color w:val="555555"/>
+        <w:sz w:val="18"/>
+      </w:rPr>
+      <w:t xml:space="preserve"> 页</w:t>
+    </w:r>
+  </w:p>
+</w:ftr>
 </file>
 
 <file path=word/numbering.xml><?xml version="1.0" encoding="utf-8"?>
